--- a/docs/testing/09_Consolidado_de_Pruebas.docx
+++ b/docs/testing/09_Consolidado_de_Pruebas.docx
@@ -27351,7 +27351,7 @@
                 <w:sz w:val="19"/>
                 <w:szCs w:val="19"/>
               </w:rPr>
-              <w:t xml:space="preserve">0.8</w:t>
+              <w:t xml:space="preserve">0.3</w:t>
             </w:r>
           </w:p>
         </w:tc>
